--- a/outputs/tables/Table13_gate_correspondence.docx
+++ b/outputs/tables/Table13_gate_correspondence.docx
@@ -330,7 +330,7 @@
                 <w:rFonts w:ascii="Times New Roman" w:hAnsi="Times New Roman"/>
                 <w:sz w:val="20"/>
               </w:rPr>
-              <w:t>0.5483</w:t>
+              <w:t>0.5227</w:t>
             </w:r>
           </w:p>
         </w:tc>
@@ -344,7 +344,7 @@
                 <w:rFonts w:ascii="Times New Roman" w:hAnsi="Times New Roman"/>
                 <w:sz w:val="20"/>
               </w:rPr>
-              <w:t>0.0085</w:t>
+              <w:t>0.0045</w:t>
             </w:r>
           </w:p>
         </w:tc>
@@ -358,7 +358,7 @@
                 <w:rFonts w:ascii="Times New Roman" w:hAnsi="Times New Roman"/>
                 <w:sz w:val="20"/>
               </w:rPr>
-              <w:t>0.7635</w:t>
+              <w:t>0.7398</w:t>
             </w:r>
           </w:p>
         </w:tc>
@@ -372,7 +372,7 @@
                 <w:rFonts w:ascii="Times New Roman" w:hAnsi="Times New Roman"/>
                 <w:sz w:val="20"/>
               </w:rPr>
-              <w:t>0.0056</w:t>
+              <w:t>0.0033</w:t>
             </w:r>
           </w:p>
         </w:tc>
@@ -386,7 +386,7 @@
                 <w:rFonts w:ascii="Times New Roman" w:hAnsi="Times New Roman"/>
                 <w:sz w:val="20"/>
               </w:rPr>
-              <w:t>0.0125</w:t>
+              <w:t>0.0744</w:t>
             </w:r>
           </w:p>
         </w:tc>
@@ -400,7 +400,7 @@
                 <w:rFonts w:ascii="Times New Roman" w:hAnsi="Times New Roman"/>
                 <w:sz w:val="20"/>
               </w:rPr>
-              <w:t>-0.0152</w:t>
+              <w:t>-0.1143</w:t>
             </w:r>
           </w:p>
         </w:tc>
@@ -414,7 +414,7 @@
                 <w:rFonts w:ascii="Times New Roman" w:hAnsi="Times New Roman"/>
                 <w:sz w:val="20"/>
               </w:rPr>
-              <w:t>0.5483</w:t>
+              <w:t>0.5227</w:t>
             </w:r>
           </w:p>
         </w:tc>
@@ -442,7 +442,7 @@
                 <w:rFonts w:ascii="Times New Roman" w:hAnsi="Times New Roman"/>
                 <w:sz w:val="20"/>
               </w:rPr>
-              <w:t>0.7635</w:t>
+              <w:t>0.7398</w:t>
             </w:r>
           </w:p>
         </w:tc>
@@ -470,7 +470,7 @@
                 <w:rFonts w:ascii="Times New Roman" w:hAnsi="Times New Roman"/>
                 <w:sz w:val="20"/>
               </w:rPr>
-              <w:t>1.3117</w:t>
+              <w:t>1.2625</w:t>
             </w:r>
           </w:p>
         </w:tc>
@@ -498,7 +498,7 @@
                 <w:rFonts w:ascii="Times New Roman" w:hAnsi="Times New Roman"/>
                 <w:sz w:val="20"/>
               </w:rPr>
-              <w:t>2.6</w:t>
+              <w:t>2.3</w:t>
             </w:r>
           </w:p>
         </w:tc>
@@ -526,7 +526,7 @@
                 <w:rFonts w:ascii="Times New Roman" w:hAnsi="Times New Roman"/>
                 <w:sz w:val="20"/>
               </w:rPr>
-              <w:t>0.3396</w:t>
+              <w:t>0.6114</w:t>
             </w:r>
           </w:p>
         </w:tc>
@@ -540,7 +540,7 @@
                 <w:rFonts w:ascii="Times New Roman" w:hAnsi="Times New Roman"/>
                 <w:sz w:val="20"/>
               </w:rPr>
-              <w:t>0.0689</w:t>
+              <w:t>0.1973</w:t>
             </w:r>
           </w:p>
         </w:tc>
@@ -554,7 +554,7 @@
                 <w:rFonts w:ascii="Times New Roman" w:hAnsi="Times New Roman"/>
                 <w:sz w:val="20"/>
               </w:rPr>
-              <w:t>[-0.0320, 0.1698]</w:t>
+              <w:t>[0.1246, 0.2701]</w:t>
             </w:r>
           </w:p>
         </w:tc>
@@ -598,7 +598,7 @@
                 <w:rFonts w:ascii="Times New Roman" w:hAnsi="Times New Roman"/>
                 <w:sz w:val="20"/>
               </w:rPr>
-              <w:t>0.5754</w:t>
+              <w:t>0.5364</w:t>
             </w:r>
           </w:p>
         </w:tc>
@@ -612,7 +612,7 @@
                 <w:rFonts w:ascii="Times New Roman" w:hAnsi="Times New Roman"/>
                 <w:sz w:val="20"/>
               </w:rPr>
-              <w:t>0.0107</w:t>
+              <w:t>0.0065</w:t>
             </w:r>
           </w:p>
         </w:tc>
@@ -626,7 +626,7 @@
                 <w:rFonts w:ascii="Times New Roman" w:hAnsi="Times New Roman"/>
                 <w:sz w:val="20"/>
               </w:rPr>
-              <w:t>0.7809</w:t>
+              <w:t>0.7449</w:t>
             </w:r>
           </w:p>
         </w:tc>
@@ -640,7 +640,7 @@
                 <w:rFonts w:ascii="Times New Roman" w:hAnsi="Times New Roman"/>
                 <w:sz w:val="20"/>
               </w:rPr>
-              <w:t>0.0077</w:t>
+              <w:t>0.0048</w:t>
             </w:r>
           </w:p>
         </w:tc>
@@ -654,7 +654,7 @@
                 <w:rFonts w:ascii="Times New Roman" w:hAnsi="Times New Roman"/>
                 <w:sz w:val="20"/>
               </w:rPr>
-              <w:t>0.0080</w:t>
+              <w:t>0.1087</w:t>
             </w:r>
           </w:p>
         </w:tc>
@@ -668,7 +668,7 @@
                 <w:rFonts w:ascii="Times New Roman" w:hAnsi="Times New Roman"/>
                 <w:sz w:val="20"/>
               </w:rPr>
-              <w:t>0.0025</w:t>
+              <w:t>-0.0837</w:t>
             </w:r>
           </w:p>
         </w:tc>
@@ -682,7 +682,7 @@
                 <w:rFonts w:ascii="Times New Roman" w:hAnsi="Times New Roman"/>
                 <w:sz w:val="20"/>
               </w:rPr>
-              <w:t>0.5754</w:t>
+              <w:t>0.5364</w:t>
             </w:r>
           </w:p>
         </w:tc>
@@ -710,7 +710,7 @@
                 <w:rFonts w:ascii="Times New Roman" w:hAnsi="Times New Roman"/>
                 <w:sz w:val="20"/>
               </w:rPr>
-              <w:t>0.7809</w:t>
+              <w:t>0.7449</w:t>
             </w:r>
           </w:p>
         </w:tc>
@@ -738,7 +738,7 @@
                 <w:rFonts w:ascii="Times New Roman" w:hAnsi="Times New Roman"/>
                 <w:sz w:val="20"/>
               </w:rPr>
-              <w:t>1.3563</w:t>
+              <w:t>1.2813</w:t>
             </w:r>
           </w:p>
         </w:tc>
@@ -766,7 +766,7 @@
                 <w:rFonts w:ascii="Times New Roman" w:hAnsi="Times New Roman"/>
                 <w:sz w:val="20"/>
               </w:rPr>
-              <w:t>2.8</w:t>
+              <w:t>2.4</w:t>
             </w:r>
           </w:p>
         </w:tc>
@@ -794,7 +794,7 @@
                 <w:rFonts w:ascii="Times New Roman" w:hAnsi="Times New Roman"/>
                 <w:sz w:val="20"/>
               </w:rPr>
-              <w:t>0.1319</w:t>
+              <w:t>0.6784</w:t>
             </w:r>
           </w:p>
         </w:tc>
@@ -808,7 +808,7 @@
                 <w:rFonts w:ascii="Times New Roman" w:hAnsi="Times New Roman"/>
                 <w:sz w:val="20"/>
               </w:rPr>
-              <w:t>0.0249</w:t>
+              <w:t>0.3602</w:t>
             </w:r>
           </w:p>
         </w:tc>
@@ -822,7 +822,7 @@
                 <w:rFonts w:ascii="Times New Roman" w:hAnsi="Times New Roman"/>
                 <w:sz w:val="20"/>
               </w:rPr>
-              <w:t>[-0.0557, 0.1056]</w:t>
+              <w:t>[0.2492, 0.4711]</w:t>
             </w:r>
           </w:p>
         </w:tc>
@@ -866,7 +866,7 @@
                 <w:rFonts w:ascii="Times New Roman" w:hAnsi="Times New Roman"/>
                 <w:sz w:val="20"/>
               </w:rPr>
-              <w:t>0.4990</w:t>
+              <w:t>0.4988</w:t>
             </w:r>
           </w:p>
         </w:tc>
@@ -880,7 +880,7 @@
                 <w:rFonts w:ascii="Times New Roman" w:hAnsi="Times New Roman"/>
                 <w:sz w:val="20"/>
               </w:rPr>
-              <w:t>0.0054</w:t>
+              <w:t>0.0049</w:t>
             </w:r>
           </w:p>
         </w:tc>
@@ -894,7 +894,7 @@
                 <w:rFonts w:ascii="Times New Roman" w:hAnsi="Times New Roman"/>
                 <w:sz w:val="20"/>
               </w:rPr>
-              <w:t>0.7277</w:t>
+              <w:t>0.7281</w:t>
             </w:r>
           </w:p>
         </w:tc>
@@ -908,7 +908,7 @@
                 <w:rFonts w:ascii="Times New Roman" w:hAnsi="Times New Roman"/>
                 <w:sz w:val="20"/>
               </w:rPr>
-              <w:t>0.0031</w:t>
+              <w:t>0.0030</w:t>
             </w:r>
           </w:p>
         </w:tc>
@@ -922,7 +922,7 @@
                 <w:rFonts w:ascii="Times New Roman" w:hAnsi="Times New Roman"/>
                 <w:sz w:val="20"/>
               </w:rPr>
-              <w:t>-0.0239</w:t>
+              <w:t>-0.0164</w:t>
             </w:r>
           </w:p>
         </w:tc>
@@ -936,7 +936,7 @@
                 <w:rFonts w:ascii="Times New Roman" w:hAnsi="Times New Roman"/>
                 <w:sz w:val="20"/>
               </w:rPr>
-              <w:t>-0.0278</w:t>
+              <w:t>-0.0315</w:t>
             </w:r>
           </w:p>
         </w:tc>
@@ -950,7 +950,7 @@
                 <w:rFonts w:ascii="Times New Roman" w:hAnsi="Times New Roman"/>
                 <w:sz w:val="20"/>
               </w:rPr>
-              <w:t>0.4990</w:t>
+              <w:t>0.4988</w:t>
             </w:r>
           </w:p>
         </w:tc>
@@ -978,7 +978,7 @@
                 <w:rFonts w:ascii="Times New Roman" w:hAnsi="Times New Roman"/>
                 <w:sz w:val="20"/>
               </w:rPr>
-              <w:t>0.7277</w:t>
+              <w:t>0.7281</w:t>
             </w:r>
           </w:p>
         </w:tc>
@@ -1006,7 +1006,7 @@
                 <w:rFonts w:ascii="Times New Roman" w:hAnsi="Times New Roman"/>
                 <w:sz w:val="20"/>
               </w:rPr>
-              <w:t>1.2268</w:t>
+              <w:t>1.2269</w:t>
             </w:r>
           </w:p>
         </w:tc>
@@ -1062,7 +1062,7 @@
                 <w:rFonts w:ascii="Times New Roman" w:hAnsi="Times New Roman"/>
                 <w:sz w:val="20"/>
               </w:rPr>
-              <w:t>-0.4316</w:t>
+              <w:t>0.9130</w:t>
             </w:r>
           </w:p>
         </w:tc>
@@ -1076,7 +1076,7 @@
                 <w:rFonts w:ascii="Times New Roman" w:hAnsi="Times New Roman"/>
                 <w:sz w:val="20"/>
               </w:rPr>
-              <w:t>-0.0133</w:t>
+              <w:t>0.0450</w:t>
             </w:r>
           </w:p>
         </w:tc>
@@ -1090,7 +1090,7 @@
                 <w:rFonts w:ascii="Times New Roman" w:hAnsi="Times New Roman"/>
                 <w:sz w:val="20"/>
               </w:rPr>
-              <w:t>[-0.0204, -0.0063]</w:t>
+              <w:t>[0.0399, 0.0502]</w:t>
             </w:r>
           </w:p>
         </w:tc>
@@ -1134,7 +1134,7 @@
                 <w:rFonts w:ascii="Times New Roman" w:hAnsi="Times New Roman"/>
                 <w:sz w:val="20"/>
               </w:rPr>
-              <w:t>0.5009</w:t>
+              <w:t>0.4981</w:t>
             </w:r>
           </w:p>
         </w:tc>
@@ -1148,7 +1148,7 @@
                 <w:rFonts w:ascii="Times New Roman" w:hAnsi="Times New Roman"/>
                 <w:sz w:val="20"/>
               </w:rPr>
-              <w:t>0.0071</w:t>
+              <w:t>0.0045</w:t>
             </w:r>
           </w:p>
         </w:tc>
@@ -1162,7 +1162,7 @@
                 <w:rFonts w:ascii="Times New Roman" w:hAnsi="Times New Roman"/>
                 <w:sz w:val="20"/>
               </w:rPr>
-              <w:t>0.7285</w:t>
+              <w:t>0.7275</w:t>
             </w:r>
           </w:p>
         </w:tc>
@@ -1176,7 +1176,7 @@
                 <w:rFonts w:ascii="Times New Roman" w:hAnsi="Times New Roman"/>
                 <w:sz w:val="20"/>
               </w:rPr>
-              <w:t>0.0035</w:t>
+              <w:t>0.0032</w:t>
             </w:r>
           </w:p>
         </w:tc>
@@ -1190,7 +1190,7 @@
                 <w:rFonts w:ascii="Times New Roman" w:hAnsi="Times New Roman"/>
                 <w:sz w:val="20"/>
               </w:rPr>
-              <w:t>-0.0508</w:t>
+              <w:t>-0.0565</w:t>
             </w:r>
           </w:p>
         </w:tc>
@@ -1204,7 +1204,7 @@
                 <w:rFonts w:ascii="Times New Roman" w:hAnsi="Times New Roman"/>
                 <w:sz w:val="20"/>
               </w:rPr>
-              <w:t>-0.0552</w:t>
+              <w:t>-0.0928</w:t>
             </w:r>
           </w:p>
         </w:tc>
@@ -1218,7 +1218,7 @@
                 <w:rFonts w:ascii="Times New Roman" w:hAnsi="Times New Roman"/>
                 <w:sz w:val="20"/>
               </w:rPr>
-              <w:t>0.5009</w:t>
+              <w:t>0.4981</w:t>
             </w:r>
           </w:p>
         </w:tc>
@@ -1246,7 +1246,7 @@
                 <w:rFonts w:ascii="Times New Roman" w:hAnsi="Times New Roman"/>
                 <w:sz w:val="20"/>
               </w:rPr>
-              <w:t>0.7285</w:t>
+              <w:t>0.7275</w:t>
             </w:r>
           </w:p>
         </w:tc>
@@ -1274,7 +1274,7 @@
                 <w:rFonts w:ascii="Times New Roman" w:hAnsi="Times New Roman"/>
                 <w:sz w:val="20"/>
               </w:rPr>
-              <w:t>1.2294</w:t>
+              <w:t>1.2256</w:t>
             </w:r>
           </w:p>
         </w:tc>
@@ -1330,7 +1330,7 @@
                 <w:rFonts w:ascii="Times New Roman" w:hAnsi="Times New Roman"/>
                 <w:sz w:val="20"/>
               </w:rPr>
-              <w:t>-0.3423</w:t>
+              <w:t>0.7513</w:t>
             </w:r>
           </w:p>
         </w:tc>
@@ -1344,7 +1344,7 @@
                 <w:rFonts w:ascii="Times New Roman" w:hAnsi="Times New Roman"/>
                 <w:sz w:val="20"/>
               </w:rPr>
-              <w:t>-0.0019</w:t>
+              <w:t>0.0057</w:t>
             </w:r>
           </w:p>
         </w:tc>
@@ -1358,7 +1358,7 @@
                 <w:rFonts w:ascii="Times New Roman" w:hAnsi="Times New Roman"/>
                 <w:sz w:val="20"/>
               </w:rPr>
-              <w:t>[-0.0032, -0.0006]</w:t>
+              <w:t>[0.0045, 0.0068]</w:t>
             </w:r>
           </w:p>
         </w:tc>
@@ -1402,7 +1402,7 @@
                 <w:rFonts w:ascii="Times New Roman" w:hAnsi="Times New Roman"/>
                 <w:sz w:val="20"/>
               </w:rPr>
-              <w:t>0.4962</w:t>
+              <w:t>0.4933</w:t>
             </w:r>
           </w:p>
         </w:tc>
@@ -1416,7 +1416,7 @@
                 <w:rFonts w:ascii="Times New Roman" w:hAnsi="Times New Roman"/>
                 <w:sz w:val="20"/>
               </w:rPr>
-              <w:t>0.0020</w:t>
+              <w:t>0.0210</w:t>
             </w:r>
           </w:p>
         </w:tc>
@@ -1430,7 +1430,7 @@
                 <w:rFonts w:ascii="Times New Roman" w:hAnsi="Times New Roman"/>
                 <w:sz w:val="20"/>
               </w:rPr>
-              <w:t>0.7227</w:t>
+              <w:t>0.7049</w:t>
             </w:r>
           </w:p>
         </w:tc>
@@ -1444,7 +1444,7 @@
                 <w:rFonts w:ascii="Times New Roman" w:hAnsi="Times New Roman"/>
                 <w:sz w:val="20"/>
               </w:rPr>
-              <w:t>0.0028</w:t>
+              <w:t>0.0165</w:t>
             </w:r>
           </w:p>
         </w:tc>
@@ -1458,7 +1458,7 @@
                 <w:rFonts w:ascii="Times New Roman" w:hAnsi="Times New Roman"/>
                 <w:sz w:val="20"/>
               </w:rPr>
-              <w:t>-0.1024</w:t>
+              <w:t>-0.0685</w:t>
             </w:r>
           </w:p>
         </w:tc>
@@ -1472,7 +1472,7 @@
                 <w:rFonts w:ascii="Times New Roman" w:hAnsi="Times New Roman"/>
                 <w:sz w:val="20"/>
               </w:rPr>
-              <w:t>-0.1119</w:t>
+              <w:t>-0.1496</w:t>
             </w:r>
           </w:p>
         </w:tc>
@@ -1486,7 +1486,7 @@
                 <w:rFonts w:ascii="Times New Roman" w:hAnsi="Times New Roman"/>
                 <w:sz w:val="20"/>
               </w:rPr>
-              <w:t>0.4962</w:t>
+              <w:t>0.4933</w:t>
             </w:r>
           </w:p>
         </w:tc>
@@ -1514,7 +1514,7 @@
                 <w:rFonts w:ascii="Times New Roman" w:hAnsi="Times New Roman"/>
                 <w:sz w:val="20"/>
               </w:rPr>
-              <w:t>0.7227</w:t>
+              <w:t>0.7049</w:t>
             </w:r>
           </w:p>
         </w:tc>
@@ -1542,7 +1542,7 @@
                 <w:rFonts w:ascii="Times New Roman" w:hAnsi="Times New Roman"/>
                 <w:sz w:val="20"/>
               </w:rPr>
-              <w:t>1.2188</w:t>
+              <w:t>1.1982</w:t>
             </w:r>
           </w:p>
         </w:tc>
@@ -1570,7 +1570,7 @@
                 <w:rFonts w:ascii="Times New Roman" w:hAnsi="Times New Roman"/>
                 <w:sz w:val="20"/>
               </w:rPr>
-              <w:t>2.1</w:t>
+              <w:t>2.0</w:t>
             </w:r>
           </w:p>
         </w:tc>
@@ -1598,7 +1598,7 @@
                 <w:rFonts w:ascii="Times New Roman" w:hAnsi="Times New Roman"/>
                 <w:sz w:val="20"/>
               </w:rPr>
-              <w:t>0.6660</w:t>
+              <w:t>0.5465</w:t>
             </w:r>
           </w:p>
         </w:tc>
@@ -1612,7 +1612,7 @@
                 <w:rFonts w:ascii="Times New Roman" w:hAnsi="Times New Roman"/>
                 <w:sz w:val="20"/>
               </w:rPr>
-              <w:t>0.0158</w:t>
+              <w:t>0.0186</w:t>
             </w:r>
           </w:p>
         </w:tc>
@@ -1626,7 +1626,7 @@
                 <w:rFonts w:ascii="Times New Roman" w:hAnsi="Times New Roman"/>
                 <w:sz w:val="20"/>
               </w:rPr>
-              <w:t>[0.0108, 0.0208]</w:t>
+              <w:t>[0.0139, 0.0232]</w:t>
             </w:r>
           </w:p>
         </w:tc>
@@ -1670,7 +1670,7 @@
                 <w:rFonts w:ascii="Times New Roman" w:hAnsi="Times New Roman"/>
                 <w:sz w:val="20"/>
               </w:rPr>
-              <w:t>0.5378</w:t>
+              <w:t>0.5007</w:t>
             </w:r>
           </w:p>
         </w:tc>
@@ -1684,7 +1684,7 @@
                 <w:rFonts w:ascii="Times New Roman" w:hAnsi="Times New Roman"/>
                 <w:sz w:val="20"/>
               </w:rPr>
-              <w:t>0.0106</w:t>
+              <w:t>0.0006</w:t>
             </w:r>
           </w:p>
         </w:tc>
@@ -1698,7 +1698,7 @@
                 <w:rFonts w:ascii="Times New Roman" w:hAnsi="Times New Roman"/>
                 <w:sz w:val="20"/>
               </w:rPr>
-              <w:t>0.7517</w:t>
+              <w:t>0.7297</w:t>
             </w:r>
           </w:p>
         </w:tc>
@@ -1712,7 +1712,7 @@
                 <w:rFonts w:ascii="Times New Roman" w:hAnsi="Times New Roman"/>
                 <w:sz w:val="20"/>
               </w:rPr>
-              <w:t>0.0056</w:t>
+              <w:t>0.0010</w:t>
             </w:r>
           </w:p>
         </w:tc>
@@ -1726,7 +1726,7 @@
                 <w:rFonts w:ascii="Times New Roman" w:hAnsi="Times New Roman"/>
                 <w:sz w:val="20"/>
               </w:rPr>
-              <w:t>0.0534</w:t>
+              <w:t>0.0402</w:t>
             </w:r>
           </w:p>
         </w:tc>
@@ -1740,7 +1740,7 @@
                 <w:rFonts w:ascii="Times New Roman" w:hAnsi="Times New Roman"/>
                 <w:sz w:val="20"/>
               </w:rPr>
-              <w:t>-0.1867</w:t>
+              <w:t>-0.1862</w:t>
             </w:r>
           </w:p>
         </w:tc>
@@ -1754,7 +1754,7 @@
                 <w:rFonts w:ascii="Times New Roman" w:hAnsi="Times New Roman"/>
                 <w:sz w:val="20"/>
               </w:rPr>
-              <w:t>0.5378</w:t>
+              <w:t>0.5007</w:t>
             </w:r>
           </w:p>
         </w:tc>
@@ -1782,7 +1782,7 @@
                 <w:rFonts w:ascii="Times New Roman" w:hAnsi="Times New Roman"/>
                 <w:sz w:val="20"/>
               </w:rPr>
-              <w:t>0.7517</w:t>
+              <w:t>0.7297</w:t>
             </w:r>
           </w:p>
         </w:tc>
@@ -1810,7 +1810,7 @@
                 <w:rFonts w:ascii="Times New Roman" w:hAnsi="Times New Roman"/>
                 <w:sz w:val="20"/>
               </w:rPr>
-              <w:t>1.2895</w:t>
+              <w:t>1.2305</w:t>
             </w:r>
           </w:p>
         </w:tc>
@@ -1838,7 +1838,7 @@
                 <w:rFonts w:ascii="Times New Roman" w:hAnsi="Times New Roman"/>
                 <w:sz w:val="20"/>
               </w:rPr>
-              <w:t>2.4</w:t>
+              <w:t>2.2</w:t>
             </w:r>
           </w:p>
         </w:tc>
@@ -1866,7 +1866,7 @@
                 <w:rFonts w:ascii="Times New Roman" w:hAnsi="Times New Roman"/>
                 <w:sz w:val="20"/>
               </w:rPr>
-              <w:t>0.1595</w:t>
+              <w:t>0.8534</w:t>
             </w:r>
           </w:p>
         </w:tc>
@@ -1880,7 +1880,7 @@
                 <w:rFonts w:ascii="Times New Roman" w:hAnsi="Times New Roman"/>
                 <w:sz w:val="20"/>
               </w:rPr>
-              <w:t>0.0128</w:t>
+              <w:t>0.4286</w:t>
             </w:r>
           </w:p>
         </w:tc>
@@ -1894,7 +1894,7 @@
                 <w:rFonts w:ascii="Times New Roman" w:hAnsi="Times New Roman"/>
                 <w:sz w:val="20"/>
               </w:rPr>
-              <w:t>[-0.0100, 0.0357]</w:t>
+              <w:t>[0.2871, 0.5702]</w:t>
             </w:r>
           </w:p>
         </w:tc>
